--- a/Linux Server/Linux_Server_Dokumentáció.docx
+++ b/Linux Server/Linux_Server_Dokumentáció.docx
@@ -14,7 +14,19 @@
         <w:rPr>
           <w:rStyle w:val="editortnoteditedwurp8"/>
         </w:rPr>
-        <w:t>Linux Se</w:t>
+        <w:t>Linux S</w:t>
+      </w:r>
+      <w:r>
+        <w:rPr>
+          <w:rStyle w:val="editortnoteditedwurp8"/>
+        </w:rPr>
+        <w:t>z</w:t>
+      </w:r>
+      <w:r>
+        <w:rPr>
+          <w:rStyle w:val="editortnoteditedwurp8"/>
+        </w:rPr>
+        <w:t>e</w:t>
       </w:r>
       <w:r>
         <w:rPr>
@@ -52,7 +64,23 @@
           <w:sz w:val="56"/>
           <w:szCs w:val="56"/>
         </w:rPr>
-        <w:t>Ubuntu Server telepítése</w:t>
+        <w:t>Ubuntu S</w:t>
+      </w:r>
+      <w:r>
+        <w:rPr>
+          <w:rFonts w:ascii="Times New Roman" w:hAnsi="Times New Roman" w:cs="Times New Roman"/>
+          <w:sz w:val="56"/>
+          <w:szCs w:val="56"/>
+        </w:rPr>
+        <w:t>z</w:t>
+      </w:r>
+      <w:r>
+        <w:rPr>
+          <w:rFonts w:ascii="Times New Roman" w:hAnsi="Times New Roman" w:cs="Times New Roman"/>
+          <w:sz w:val="56"/>
+          <w:szCs w:val="56"/>
+        </w:rPr>
+        <w:t>erver telepítése</w:t>
       </w:r>
     </w:p>
     <w:p>
@@ -268,8 +296,18 @@
           <w:sz w:val="28"/>
           <w:szCs w:val="28"/>
         </w:rPr>
-        <w:t>Felhasználónév: root</w:t>
-      </w:r>
+        <w:t xml:space="preserve">Felhasználónév: </w:t>
+      </w:r>
+      <w:proofErr w:type="spellStart"/>
+      <w:r>
+        <w:rPr>
+          <w:rFonts w:ascii="Times New Roman" w:hAnsi="Times New Roman" w:cs="Times New Roman"/>
+          <w:sz w:val="28"/>
+          <w:szCs w:val="28"/>
+        </w:rPr>
+        <w:t>root</w:t>
+      </w:r>
+      <w:proofErr w:type="spellEnd"/>
     </w:p>
     <w:p>
       <w:pPr>
@@ -848,25 +886,61 @@
           <w:sz w:val="28"/>
           <w:szCs w:val="28"/>
         </w:rPr>
-        <w:t>Mivel az Intel CPU-k Hyper-V technológiát használnak, ezért azt választottuk ki</w:t>
-      </w:r>
-    </w:p>
-    <w:p>
-      <w:pPr>
-        <w:jc w:val="center"/>
-        <w:rPr>
-          <w:rFonts w:ascii="Times New Roman" w:hAnsi="Times New Roman" w:cs="Times New Roman"/>
-          <w:sz w:val="28"/>
-          <w:szCs w:val="28"/>
-        </w:rPr>
-      </w:pPr>
-      <w:r>
-        <w:rPr>
-          <w:rFonts w:ascii="Times New Roman" w:hAnsi="Times New Roman" w:cs="Times New Roman"/>
-          <w:sz w:val="28"/>
-          <w:szCs w:val="28"/>
-        </w:rPr>
-        <w:t>A memória virtualizációnak a fizikai gépen elérhetőnek kell lenni, ezért azt ki pipáltuk.</w:t>
+        <w:t xml:space="preserve">Mivel az Intel CPU-k </w:t>
+      </w:r>
+      <w:proofErr w:type="spellStart"/>
+      <w:r>
+        <w:rPr>
+          <w:rFonts w:ascii="Times New Roman" w:hAnsi="Times New Roman" w:cs="Times New Roman"/>
+          <w:sz w:val="28"/>
+          <w:szCs w:val="28"/>
+        </w:rPr>
+        <w:t>Hyper</w:t>
+      </w:r>
+      <w:proofErr w:type="spellEnd"/>
+      <w:r>
+        <w:rPr>
+          <w:rFonts w:ascii="Times New Roman" w:hAnsi="Times New Roman" w:cs="Times New Roman"/>
+          <w:sz w:val="28"/>
+          <w:szCs w:val="28"/>
+        </w:rPr>
+        <w:t>-V technológiát használnak, ezért azt választottuk ki</w:t>
+      </w:r>
+    </w:p>
+    <w:p>
+      <w:pPr>
+        <w:jc w:val="center"/>
+        <w:rPr>
+          <w:rFonts w:ascii="Times New Roman" w:hAnsi="Times New Roman" w:cs="Times New Roman"/>
+          <w:sz w:val="28"/>
+          <w:szCs w:val="28"/>
+        </w:rPr>
+      </w:pPr>
+      <w:r>
+        <w:rPr>
+          <w:rFonts w:ascii="Times New Roman" w:hAnsi="Times New Roman" w:cs="Times New Roman"/>
+          <w:sz w:val="28"/>
+          <w:szCs w:val="28"/>
+        </w:rPr>
+        <w:t xml:space="preserve">A memória </w:t>
+      </w:r>
+      <w:proofErr w:type="spellStart"/>
+      <w:r>
+        <w:rPr>
+          <w:rFonts w:ascii="Times New Roman" w:hAnsi="Times New Roman" w:cs="Times New Roman"/>
+          <w:sz w:val="28"/>
+          <w:szCs w:val="28"/>
+        </w:rPr>
+        <w:t>virtualizációnak</w:t>
+      </w:r>
+      <w:proofErr w:type="spellEnd"/>
+      <w:r>
+        <w:rPr>
+          <w:rFonts w:ascii="Times New Roman" w:hAnsi="Times New Roman" w:cs="Times New Roman"/>
+          <w:sz w:val="28"/>
+          <w:szCs w:val="28"/>
+        </w:rPr>
+        <w:t xml:space="preserve"> a fizikai gépen elérhetőnek kell lenni, ezért azt ki pipáltuk.</w:t>
       </w:r>
     </w:p>
     <w:p>
@@ -1727,7 +1801,25 @@
           <w:sz w:val="28"/>
           <w:szCs w:val="24"/>
         </w:rPr>
-        <w:t>Formátumnál Swap-et választottunk ki.</w:t>
+        <w:t xml:space="preserve">Formátumnál </w:t>
+      </w:r>
+      <w:proofErr w:type="spellStart"/>
+      <w:r>
+        <w:rPr>
+          <w:rFonts w:ascii="Times New Roman" w:hAnsi="Times New Roman" w:cs="Times New Roman"/>
+          <w:sz w:val="28"/>
+          <w:szCs w:val="24"/>
+        </w:rPr>
+        <w:t>Swap-et</w:t>
+      </w:r>
+      <w:proofErr w:type="spellEnd"/>
+      <w:r>
+        <w:rPr>
+          <w:rFonts w:ascii="Times New Roman" w:hAnsi="Times New Roman" w:cs="Times New Roman"/>
+          <w:sz w:val="28"/>
+          <w:szCs w:val="24"/>
+        </w:rPr>
+        <w:t xml:space="preserve"> választottunk ki.</w:t>
       </w:r>
     </w:p>
     <w:p>
@@ -1898,6 +1990,7 @@
         </w:rPr>
         <w:t xml:space="preserve">A kiszolgáló nevének </w:t>
       </w:r>
+      <w:proofErr w:type="spellStart"/>
       <w:r>
         <w:rPr>
           <w:rFonts w:ascii="Times New Roman" w:hAnsi="Times New Roman" w:cs="Times New Roman"/>
@@ -1906,6 +1999,7 @@
         </w:rPr>
         <w:t>linux_server</w:t>
       </w:r>
+      <w:proofErr w:type="spellEnd"/>
       <w:r>
         <w:rPr>
           <w:rFonts w:ascii="Times New Roman" w:hAnsi="Times New Roman" w:cs="Times New Roman"/>
@@ -1932,6 +2026,7 @@
         </w:rPr>
         <w:t xml:space="preserve">Felhasználónévnek </w:t>
       </w:r>
+      <w:proofErr w:type="spellStart"/>
       <w:r>
         <w:rPr>
           <w:rFonts w:ascii="Times New Roman" w:hAnsi="Times New Roman" w:cs="Times New Roman"/>
@@ -1940,6 +2035,7 @@
         </w:rPr>
         <w:t>halaszn</w:t>
       </w:r>
+      <w:proofErr w:type="spellEnd"/>
       <w:r>
         <w:rPr>
           <w:rFonts w:ascii="Times New Roman" w:hAnsi="Times New Roman" w:cs="Times New Roman"/>
@@ -2329,8 +2425,9 @@
           <w:sz w:val="28"/>
           <w:szCs w:val="28"/>
         </w:rPr>
-        <w:t>Távoli elérés: SSH (OpenSSH Server</w:t>
-      </w:r>
+        <w:t>Távoli elérés: SSH (</w:t>
+      </w:r>
+      <w:proofErr w:type="spellStart"/>
       <w:r>
         <w:rPr>
           <w:rFonts w:ascii="Times New Roman" w:hAnsi="Times New Roman" w:cs="Times New Roman"/>
@@ -2339,6 +2436,27 @@
           <w:sz w:val="28"/>
           <w:szCs w:val="28"/>
         </w:rPr>
+        <w:t>OpenSSH</w:t>
+      </w:r>
+      <w:proofErr w:type="spellEnd"/>
+      <w:r>
+        <w:rPr>
+          <w:rFonts w:ascii="Times New Roman" w:hAnsi="Times New Roman" w:cs="Times New Roman"/>
+          <w:b/>
+          <w:bCs/>
+          <w:sz w:val="28"/>
+          <w:szCs w:val="28"/>
+        </w:rPr>
+        <w:t xml:space="preserve"> Server</w:t>
+      </w:r>
+      <w:r>
+        <w:rPr>
+          <w:rFonts w:ascii="Times New Roman" w:hAnsi="Times New Roman" w:cs="Times New Roman"/>
+          <w:b/>
+          <w:bCs/>
+          <w:sz w:val="28"/>
+          <w:szCs w:val="28"/>
+        </w:rPr>
         <w:t>)</w:t>
       </w:r>
     </w:p>
@@ -2358,7 +2476,25 @@
           <w:sz w:val="28"/>
           <w:szCs w:val="28"/>
         </w:rPr>
-        <w:t>Telepítettük az openssh-server csomagot</w:t>
+        <w:t xml:space="preserve">Telepítettük az </w:t>
+      </w:r>
+      <w:proofErr w:type="spellStart"/>
+      <w:r>
+        <w:rPr>
+          <w:rFonts w:ascii="Times New Roman" w:hAnsi="Times New Roman" w:cs="Times New Roman"/>
+          <w:sz w:val="28"/>
+          <w:szCs w:val="28"/>
+        </w:rPr>
+        <w:t>openssh</w:t>
+      </w:r>
+      <w:proofErr w:type="spellEnd"/>
+      <w:r>
+        <w:rPr>
+          <w:rFonts w:ascii="Times New Roman" w:hAnsi="Times New Roman" w:cs="Times New Roman"/>
+          <w:sz w:val="28"/>
+          <w:szCs w:val="28"/>
+        </w:rPr>
+        <w:t>-server csomagot</w:t>
       </w:r>
     </w:p>
     <w:p>
@@ -2442,7 +2578,61 @@
           <w:sz w:val="28"/>
           <w:szCs w:val="28"/>
         </w:rPr>
-        <w:t>A konfigurációs fájlban a PermitRootLogin értékét átállítottuk „no”-ra biztonsági okokból, hogy ne közvetlen root-ként lépjen be valaki</w:t>
+        <w:t xml:space="preserve">A konfigurációs fájlban a </w:t>
+      </w:r>
+      <w:proofErr w:type="spellStart"/>
+      <w:r>
+        <w:rPr>
+          <w:rFonts w:ascii="Times New Roman" w:hAnsi="Times New Roman" w:cs="Times New Roman"/>
+          <w:sz w:val="28"/>
+          <w:szCs w:val="28"/>
+        </w:rPr>
+        <w:t>PermitRootLogin</w:t>
+      </w:r>
+      <w:proofErr w:type="spellEnd"/>
+      <w:r>
+        <w:rPr>
+          <w:rFonts w:ascii="Times New Roman" w:hAnsi="Times New Roman" w:cs="Times New Roman"/>
+          <w:sz w:val="28"/>
+          <w:szCs w:val="28"/>
+        </w:rPr>
+        <w:t xml:space="preserve"> értékét átállítottuk „no”-</w:t>
+      </w:r>
+      <w:proofErr w:type="spellStart"/>
+      <w:r>
+        <w:rPr>
+          <w:rFonts w:ascii="Times New Roman" w:hAnsi="Times New Roman" w:cs="Times New Roman"/>
+          <w:sz w:val="28"/>
+          <w:szCs w:val="28"/>
+        </w:rPr>
+        <w:t>ra</w:t>
+      </w:r>
+      <w:proofErr w:type="spellEnd"/>
+      <w:r>
+        <w:rPr>
+          <w:rFonts w:ascii="Times New Roman" w:hAnsi="Times New Roman" w:cs="Times New Roman"/>
+          <w:sz w:val="28"/>
+          <w:szCs w:val="28"/>
+        </w:rPr>
+        <w:t xml:space="preserve"> biztonsági okokból, hogy ne közvetlen </w:t>
+      </w:r>
+      <w:proofErr w:type="spellStart"/>
+      <w:r>
+        <w:rPr>
+          <w:rFonts w:ascii="Times New Roman" w:hAnsi="Times New Roman" w:cs="Times New Roman"/>
+          <w:sz w:val="28"/>
+          <w:szCs w:val="28"/>
+        </w:rPr>
+        <w:t>root</w:t>
+      </w:r>
+      <w:proofErr w:type="spellEnd"/>
+      <w:r>
+        <w:rPr>
+          <w:rFonts w:ascii="Times New Roman" w:hAnsi="Times New Roman" w:cs="Times New Roman"/>
+          <w:sz w:val="28"/>
+          <w:szCs w:val="28"/>
+        </w:rPr>
+        <w:t>-ként lépjen be valaki</w:t>
       </w:r>
     </w:p>
     <w:p>
@@ -2542,6 +2732,7 @@
       <w:r>
         <w:rPr>
           <w:rFonts w:ascii="Times New Roman" w:hAnsi="Times New Roman" w:cs="Times New Roman"/>
+          <w:noProof/>
           <w:sz w:val="28"/>
           <w:szCs w:val="28"/>
         </w:rPr>
@@ -2599,7 +2790,25 @@
           <w:szCs w:val="28"/>
         </w:rPr>
         <w:lastRenderedPageBreak/>
-        <w:t>Beállítottuk, hogy a rendszer indulásakot az SSH kiszolgáló induljon el.</w:t>
+        <w:t xml:space="preserve">Beállítottuk, hogy a rendszer </w:t>
+      </w:r>
+      <w:proofErr w:type="spellStart"/>
+      <w:r>
+        <w:rPr>
+          <w:rFonts w:ascii="Times New Roman" w:hAnsi="Times New Roman" w:cs="Times New Roman"/>
+          <w:sz w:val="28"/>
+          <w:szCs w:val="28"/>
+        </w:rPr>
+        <w:t>indulásakot</w:t>
+      </w:r>
+      <w:proofErr w:type="spellEnd"/>
+      <w:r>
+        <w:rPr>
+          <w:rFonts w:ascii="Times New Roman" w:hAnsi="Times New Roman" w:cs="Times New Roman"/>
+          <w:sz w:val="28"/>
+          <w:szCs w:val="28"/>
+        </w:rPr>
+        <w:t xml:space="preserve"> az SSH kiszolgáló induljon el.</w:t>
       </w:r>
     </w:p>
     <w:p>
@@ -2615,6 +2824,7 @@
       <w:r>
         <w:rPr>
           <w:rFonts w:ascii="Times New Roman" w:hAnsi="Times New Roman" w:cs="Times New Roman"/>
+          <w:noProof/>
           <w:sz w:val="28"/>
           <w:szCs w:val="28"/>
         </w:rPr>
@@ -2866,7 +3076,31 @@
         <w:t xml:space="preserve">az </w:t>
       </w:r>
       <w:r>
-        <w:t>/etc/samba/smb.conf helyen a konfigurációs fájl legvégére hozzákapcsoltuk a megosztandó mappát</w:t>
+        <w:t>/</w:t>
+      </w:r>
+      <w:proofErr w:type="spellStart"/>
+      <w:r>
+        <w:t>etc</w:t>
+      </w:r>
+      <w:proofErr w:type="spellEnd"/>
+      <w:r>
+        <w:t>/</w:t>
+      </w:r>
+      <w:proofErr w:type="spellStart"/>
+      <w:r>
+        <w:t>samba</w:t>
+      </w:r>
+      <w:proofErr w:type="spellEnd"/>
+      <w:r>
+        <w:t>/</w:t>
+      </w:r>
+      <w:proofErr w:type="spellStart"/>
+      <w:r>
+        <w:t>smb.conf</w:t>
+      </w:r>
+      <w:proofErr w:type="spellEnd"/>
+      <w:r>
+        <w:t xml:space="preserve"> helyen a konfigurációs fájl legvégére hozzákapcsoltuk a megosztandó mappát</w:t>
       </w:r>
     </w:p>
     <w:p>
@@ -3153,6 +3387,7 @@
       <w:r>
         <w:rPr>
           <w:rFonts w:ascii="Times New Roman" w:hAnsi="Times New Roman" w:cs="Times New Roman"/>
+          <w:noProof/>
           <w:sz w:val="28"/>
           <w:szCs w:val="28"/>
         </w:rPr>
@@ -3226,6 +3461,7 @@
       <w:r>
         <w:rPr>
           <w:rFonts w:ascii="Times New Roman" w:hAnsi="Times New Roman" w:cs="Times New Roman"/>
+          <w:noProof/>
           <w:sz w:val="28"/>
           <w:szCs w:val="28"/>
         </w:rPr>
@@ -3382,7 +3618,43 @@
           <w:sz w:val="28"/>
           <w:szCs w:val="28"/>
         </w:rPr>
-        <w:t>A dhcp kiszolgáló konfigurációs fájlában beállítottuk a tartományt</w:t>
+        <w:t xml:space="preserve">A </w:t>
+      </w:r>
+      <w:proofErr w:type="spellStart"/>
+      <w:r>
+        <w:rPr>
+          <w:rFonts w:ascii="Times New Roman" w:hAnsi="Times New Roman" w:cs="Times New Roman"/>
+          <w:sz w:val="28"/>
+          <w:szCs w:val="28"/>
+        </w:rPr>
+        <w:t>dhcp</w:t>
+      </w:r>
+      <w:proofErr w:type="spellEnd"/>
+      <w:r>
+        <w:rPr>
+          <w:rFonts w:ascii="Times New Roman" w:hAnsi="Times New Roman" w:cs="Times New Roman"/>
+          <w:sz w:val="28"/>
+          <w:szCs w:val="28"/>
+        </w:rPr>
+        <w:t xml:space="preserve"> kiszolgáló konfigurációs </w:t>
+      </w:r>
+      <w:proofErr w:type="spellStart"/>
+      <w:r>
+        <w:rPr>
+          <w:rFonts w:ascii="Times New Roman" w:hAnsi="Times New Roman" w:cs="Times New Roman"/>
+          <w:sz w:val="28"/>
+          <w:szCs w:val="28"/>
+        </w:rPr>
+        <w:t>fájlában</w:t>
+      </w:r>
+      <w:proofErr w:type="spellEnd"/>
+      <w:r>
+        <w:rPr>
+          <w:rFonts w:ascii="Times New Roman" w:hAnsi="Times New Roman" w:cs="Times New Roman"/>
+          <w:sz w:val="28"/>
+          <w:szCs w:val="28"/>
+        </w:rPr>
+        <w:t xml:space="preserve"> beállítottuk a tartományt</w:t>
       </w:r>
       <w:r>
         <w:rPr>
@@ -3393,8 +3665,29 @@
         <w:t xml:space="preserve">: </w:t>
       </w:r>
       <w:r>
-        <w:t>/etc/dhcp/dhcpd.conf</w:t>
-      </w:r>
+        <w:t>/</w:t>
+      </w:r>
+      <w:proofErr w:type="spellStart"/>
+      <w:r>
+        <w:t>etc</w:t>
+      </w:r>
+      <w:proofErr w:type="spellEnd"/>
+      <w:r>
+        <w:t>/</w:t>
+      </w:r>
+      <w:proofErr w:type="spellStart"/>
+      <w:r>
+        <w:t>dhcp</w:t>
+      </w:r>
+      <w:proofErr w:type="spellEnd"/>
+      <w:r>
+        <w:t>/</w:t>
+      </w:r>
+      <w:proofErr w:type="spellStart"/>
+      <w:r>
+        <w:t>dhcpd.conf</w:t>
+      </w:r>
+      <w:proofErr w:type="spellEnd"/>
     </w:p>
     <w:p>
       <w:pPr>
